--- a/Quanta, Actually - SERIES/QED Course/chapters/Lesson 84 Feynman Rules from the Path Integral.docx
+++ b/Quanta, Actually - SERIES/QED Course/chapters/Lesson 84 Feynman Rules from the Path Integral.docx
@@ -17,7 +17,7 @@
         <w:jc w:val="center"/>
       </w:pPr>
       <w:r>
-        <w:t>Lesson 84 of the Complete Quantum Electrodynamics Course</w:t>
+        <w:t>Lesson 84 of Quantum, Actually, Volume 2: A QED Course</w:t>
       </w:r>
     </w:p>
     <w:p>
@@ -90,7 +90,16 @@
         <w:pStyle w:val="ListBullet"/>
       </w:pPr>
       <w:r>
-        <w:t>Write Z = exp[iS_int(−iδ/δJ, −iδ/δη̄, iδ/δη)]Z₀, and explain why this generates perturbation theory.</w:t>
+        <w:t>Write Z = exp[iS</w:t>
+      </w:r>
+      <w:r>
+        <w:rPr>
+          <w:vertAlign w:val="subscript"/>
+        </w:rPr>
+        <w:t>int</w:t>
+      </w:r>
+      <w:r>
+        <w:t>(−iδ/δJ, −iδ/δη̄, iδ/δη)]Z₀, and explain why this generates perturbation theory.</w:t>
       </w:r>
     </w:p>
     <w:p>
@@ -98,7 +107,25 @@
         <w:pStyle w:val="ListBullet"/>
       </w:pPr>
       <w:r>
-        <w:t>Derive the vertex ieγ^μ, the propagators, and the cancellation of 1/n! from the expansion of e^{iS_int}.</w:t>
+        <w:t>Derive the vertex ieγ</w:t>
+      </w:r>
+      <w:r>
+        <w:rPr>
+          <w:vertAlign w:val="superscript"/>
+        </w:rPr>
+        <w:t>μ</w:t>
+      </w:r>
+      <w:r>
+        <w:t>, the propagators, and the cancellation of 1/n! from the expansion of e</w:t>
+      </w:r>
+      <w:r>
+        <w:rPr>
+          <w:vertAlign w:val="superscript"/>
+        </w:rPr>
+        <w:t>iSᵢₙₜ</w:t>
+      </w:r>
+      <w:r>
+        <w:t>.</w:t>
       </w:r>
     </w:p>
     <w:p>
@@ -130,7 +157,16 @@
         <w:pStyle w:val="ListBullet"/>
       </w:pPr>
       <w:r>
-        <w:t>Derive the scalar-QED vertices, including the seagull 2iq²g^{μν}.</w:t>
+        <w:t>Derive the scalar-QED vertices, including the seagull 2iq²g</w:t>
+      </w:r>
+      <w:r>
+        <w:rPr>
+          <w:vertAlign w:val="superscript"/>
+        </w:rPr>
+        <w:t>μν</w:t>
+      </w:r>
+      <w:r>
+        <w:t>.</w:t>
       </w:r>
     </w:p>
     <w:p>
@@ -214,7 +250,13 @@
           </w:tcPr>
           <w:p>
             <w:r>
-              <w:t>S_int</w:t>
+              <w:t>S</w:t>
+            </w:r>
+            <w:r>
+              <w:rPr>
+                <w:vertAlign w:val="subscript"/>
+              </w:rPr>
+              <w:t>int</w:t>
             </w:r>
           </w:p>
         </w:tc>
@@ -231,7 +273,25 @@
           </w:tcPr>
           <w:p>
             <w:r>
-              <w:t>∫d⁴x eψ̄γ^μψA_μ, the electron's interaction (charge q = −e, e &gt; 0)</w:t>
+              <w:t>∫d⁴x eψ̄γ</w:t>
+            </w:r>
+            <w:r>
+              <w:rPr>
+                <w:vertAlign w:val="superscript"/>
+              </w:rPr>
+              <w:t>μ</w:t>
+            </w:r>
+            <w:r>
+              <w:t>ψA</w:t>
+            </w:r>
+            <w:r>
+              <w:rPr>
+                <w:vertAlign w:val="subscript"/>
+              </w:rPr>
+              <w:t>μ</w:t>
+            </w:r>
+            <w:r>
+              <w:t>, the electron's interaction (charge q = −e, e &gt; 0)</w:t>
             </w:r>
           </w:p>
         </w:tc>
@@ -269,7 +329,16 @@
           </w:tcPr>
           <w:p>
             <w:r>
-              <w:t>exp[−½∫JDJ] exp[−∫η̄S_Fη], the free generating functional of Lesson 81</w:t>
+              <w:t>exp[−½∫JDJ] exp[−∫η̄S</w:t>
+            </w:r>
+            <w:r>
+              <w:rPr>
+                <w:vertAlign w:val="subscript"/>
+              </w:rPr>
+              <w:t>F</w:t>
+            </w:r>
+            <w:r>
+              <w:t>η], the free generating functional of Lesson 81</w:t>
             </w:r>
           </w:p>
         </w:tc>
@@ -288,7 +357,16 @@
           </w:tcPr>
           <w:p>
             <w:r>
-              <w:t>S_F(p)</w:t>
+              <w:t>S</w:t>
+            </w:r>
+            <w:r>
+              <w:rPr>
+                <w:vertAlign w:val="subscript"/>
+              </w:rPr>
+              <w:t>F</w:t>
+            </w:r>
+            <w:r>
+              <w:t>(p)</w:t>
             </w:r>
           </w:p>
         </w:tc>
@@ -325,7 +403,16 @@
           </w:tcPr>
           <w:p>
             <w:r>
-              <w:t>D_{μν}(k)</w:t>
+              <w:t>D</w:t>
+            </w:r>
+            <w:r>
+              <w:rPr>
+                <w:vertAlign w:val="subscript"/>
+              </w:rPr>
+              <w:t>μν</w:t>
+            </w:r>
+            <w:r>
+              <w:t>(k)</w:t>
             </w:r>
           </w:p>
         </w:tc>
@@ -343,7 +430,34 @@
           </w:tcPr>
           <w:p>
             <w:r>
-              <w:t>−i[g_{μν} − (1 − ξ)k_μk_ν/k²]/(k² + iε)</w:t>
+              <w:t>−i[g</w:t>
+            </w:r>
+            <w:r>
+              <w:rPr>
+                <w:vertAlign w:val="subscript"/>
+              </w:rPr>
+              <w:t>μν</w:t>
+            </w:r>
+            <w:r>
+              <w:t xml:space="preserve"> − (1 − ξ)k</w:t>
+            </w:r>
+            <w:r>
+              <w:rPr>
+                <w:vertAlign w:val="subscript"/>
+              </w:rPr>
+              <w:t>μ</w:t>
+            </w:r>
+            <w:r>
+              <w:t>k</w:t>
+            </w:r>
+            <w:r>
+              <w:rPr>
+                <w:vertAlign w:val="subscript"/>
+              </w:rPr>
+              <w:t>ν</w:t>
+            </w:r>
+            <w:r>
+              <w:t>/k²]/(k² + iε)</w:t>
             </w:r>
           </w:p>
         </w:tc>
@@ -417,7 +531,25 @@
           </w:tcPr>
           <w:p>
             <w:r>
-              <w:t>Amplitude, defined by ⟨f|S − 1|i⟩ = (2π)⁴δ⁴(P_f − P_i) iℳ</w:t>
+              <w:t>Amplitude, defined by ⟨f|S − 1|i⟩ = (2π)⁴δ⁴(P</w:t>
+            </w:r>
+            <w:r>
+              <w:rPr>
+                <w:vertAlign w:val="subscript"/>
+              </w:rPr>
+              <w:t>f</w:t>
+            </w:r>
+            <w:r>
+              <w:t xml:space="preserve"> − P</w:t>
+            </w:r>
+            <w:r>
+              <w:rPr>
+                <w:vertAlign w:val="subscript"/>
+              </w:rPr>
+              <w:t>i</w:t>
+            </w:r>
+            <w:r>
+              <w:t>) iℳ</w:t>
             </w:r>
           </w:p>
         </w:tc>
@@ -446,7 +578,34 @@
     </w:p>
     <w:p>
       <w:r>
-        <w:t>Inside Z, every field can be produced by a derivative with respect to its source. Lesson 81 gave the rules: −iδ/δJ_μ brings down A^μ, −iδ/δη̄ brings down ψ, and iδ/δη brings down ψ̄. Any function of the fields in the integrand can therefore be pulled outside the integral as the same function of derivatives. Applying this to e^{iS_int}:</w:t>
+        <w:t>Inside Z, every field can be produced by a derivative with respect to its source. Lesson 81 gave the rules: −iδ/δJ</w:t>
+      </w:r>
+      <w:r>
+        <w:rPr>
+          <w:vertAlign w:val="subscript"/>
+        </w:rPr>
+        <w:t>μ</w:t>
+      </w:r>
+      <w:r>
+        <w:t xml:space="preserve"> brings down A</w:t>
+      </w:r>
+      <w:r>
+        <w:rPr>
+          <w:vertAlign w:val="superscript"/>
+        </w:rPr>
+        <w:t>μ</w:t>
+      </w:r>
+      <w:r>
+        <w:t>, −iδ/δη̄ brings down ψ, and iδ/δη brings down ψ̄. Any function of the fields in the integrand can therefore be pulled outside the integral as the same function of derivatives. Applying this to e</w:t>
+      </w:r>
+      <w:r>
+        <w:rPr>
+          <w:vertAlign w:val="superscript"/>
+        </w:rPr>
+        <w:t>iSᵢₙₜ</w:t>
+      </w:r>
+      <w:r>
+        <w:t>:</w:t>
       </w:r>
     </w:p>
     <w:p>
@@ -960,7 +1119,79 @@
     </w:p>
     <w:p>
       <w:r>
-        <w:t>One power of iS_int brings down i∫d⁴z eψ̄(z)γ^νψ(z)A_ν(z). Pair ψ(x₁) with ψ̄(z), ψ(z) with ψ̄(x₂), and A_μ(x₃) with A_ν(z). Moving ψ̄(x₂) to the right past the pair ψ̄(z)γψ(z) takes two Grassmann swaps, so no sign is introduced. The free averages are S_F(x₁ − z), S_F(z − x₂), and D_{μν}(x₃ − z), so</w:t>
+        <w:t>One power of iS</w:t>
+      </w:r>
+      <w:r>
+        <w:rPr>
+          <w:vertAlign w:val="subscript"/>
+        </w:rPr>
+        <w:t>int</w:t>
+      </w:r>
+      <w:r>
+        <w:t xml:space="preserve"> brings down i∫d⁴z eψ̄(z)γ</w:t>
+      </w:r>
+      <w:r>
+        <w:rPr>
+          <w:vertAlign w:val="superscript"/>
+        </w:rPr>
+        <w:t>ν</w:t>
+      </w:r>
+      <w:r>
+        <w:t>ψ(z)A</w:t>
+      </w:r>
+      <w:r>
+        <w:rPr>
+          <w:vertAlign w:val="subscript"/>
+        </w:rPr>
+        <w:t>ν</w:t>
+      </w:r>
+      <w:r>
+        <w:t>(z). Pair ψ(x₁) with ψ̄(z), ψ(z) with ψ̄(x₂), and A</w:t>
+      </w:r>
+      <w:r>
+        <w:rPr>
+          <w:vertAlign w:val="subscript"/>
+        </w:rPr>
+        <w:t>μ</w:t>
+      </w:r>
+      <w:r>
+        <w:t>(x₃) with A</w:t>
+      </w:r>
+      <w:r>
+        <w:rPr>
+          <w:vertAlign w:val="subscript"/>
+        </w:rPr>
+        <w:t>ν</w:t>
+      </w:r>
+      <w:r>
+        <w:t>(z). Moving ψ̄(x₂) to the right past the pair ψ̄(z)γψ(z) takes two Grassmann swaps, so no sign is introduced. The free averages are S</w:t>
+      </w:r>
+      <w:r>
+        <w:rPr>
+          <w:vertAlign w:val="subscript"/>
+        </w:rPr>
+        <w:t>F</w:t>
+      </w:r>
+      <w:r>
+        <w:t>(x₁ − z), S</w:t>
+      </w:r>
+      <w:r>
+        <w:rPr>
+          <w:vertAlign w:val="subscript"/>
+        </w:rPr>
+        <w:t>F</w:t>
+      </w:r>
+      <w:r>
+        <w:t>(z − x₂), and D</w:t>
+      </w:r>
+      <w:r>
+        <w:rPr>
+          <w:vertAlign w:val="subscript"/>
+        </w:rPr>
+        <w:t>μν</w:t>
+      </w:r>
+      <w:r>
+        <w:t>(x₃ − z), so</w:t>
       </w:r>
     </w:p>
     <w:p>
@@ -1154,7 +1385,43 @@
     </w:p>
     <w:p>
       <w:r>
-        <w:t>Reading from the outgoing electron at x₁ back to the incoming one at x₂, this is a propagator, the vertex ieγ^ν, another propagator, and a photon propagator attached at the vertex. The vertex factor is i times the coefficient of ψ̄γ^νψA_ν in ℒ, which is Lesson 45's ieγ^μ. No other source of i or sign entered.</w:t>
+        <w:t>Reading from the outgoing electron at x₁ back to the incoming one at x₂, this is a propagator, the vertex ieγ</w:t>
+      </w:r>
+      <w:r>
+        <w:rPr>
+          <w:vertAlign w:val="superscript"/>
+        </w:rPr>
+        <w:t>ν</w:t>
+      </w:r>
+      <w:r>
+        <w:t>, another propagator, and a photon propagator attached at the vertex. The vertex factor is i times the coefficient of ψ̄γ</w:t>
+      </w:r>
+      <w:r>
+        <w:rPr>
+          <w:vertAlign w:val="superscript"/>
+        </w:rPr>
+        <w:t>ν</w:t>
+      </w:r>
+      <w:r>
+        <w:t>ψA</w:t>
+      </w:r>
+      <w:r>
+        <w:rPr>
+          <w:vertAlign w:val="subscript"/>
+        </w:rPr>
+        <w:t>ν</w:t>
+      </w:r>
+      <w:r>
+        <w:t xml:space="preserve"> in ℒ, which is Lesson 45's ieγ</w:t>
+      </w:r>
+      <w:r>
+        <w:rPr>
+          <w:vertAlign w:val="superscript"/>
+        </w:rPr>
+        <w:t>μ</w:t>
+      </w:r>
+      <w:r>
+        <w:t>. No other source of i or sign entered.</w:t>
       </w:r>
     </w:p>
     <w:p>
@@ -1167,7 +1434,16 @@
     </w:p>
     <w:p>
       <w:r>
-        <w:t>At order eⁿ the expansion gives (1/n!)(i∫eψ̄A̸ψ)ⁿ, with n vertices at points z₁, …, z_n integrated over spacetime. A given diagram is a pattern of pairings. Relabeling the n vertex points gives the same value, because the points are integrated, and in QED every relabeling gives a different pairing of the same shape. So each distinct diagram appears n! times, which cancels the 1/n!. In QED the photon has no self-coupling and every electron line has a direction, so a diagram has no leftover symmetry factor except for rare vacuum graphs. In a theory with identical fields at a vertex, such as φ⁴, an automorphism of the diagram leaves a factor such as the ½ or ⅛ of Lesson 80's zero-dimensional model.</w:t>
+        <w:t>At order eⁿ the expansion gives (1/n!)(i∫eψ̄A̸ψ)ⁿ, with n vertices at points z₁, …, z</w:t>
+      </w:r>
+      <w:r>
+        <w:rPr>
+          <w:vertAlign w:val="subscript"/>
+        </w:rPr>
+        <w:t>n</w:t>
+      </w:r>
+      <w:r>
+        <w:t xml:space="preserve"> integrated over spacetime. A given diagram is a pattern of pairings. Relabeling the n vertex points gives the same value, because the points are integrated, and in QED every relabeling gives a different pairing of the same shape. So each distinct diagram appears n! times, which cancels the 1/n!. In QED the photon has no self-coupling and every electron line has a direction, so a diagram has no leftover symmetry factor except for rare vacuum graphs. In a theory with identical fields at a vertex, such as φ⁴, an automorphism of the diagram leaves a factor such as the ½ or ⅛ of Lesson 80's zero-dimensional model.</w:t>
       </w:r>
     </w:p>
     <w:p>
@@ -1188,7 +1464,34 @@
     </w:p>
     <w:p>
       <w:r>
-        <w:t>Write every propagator as a Fourier integral, for example S_F(x − z) = ∫d⁴p/(2π)⁴ e^{−ip(x−z)}S_F(p). A vertex at z collects one exponential from each line attached to it. Its integral is</w:t>
+        <w:t>Write every propagator as a Fourier integral, for example S</w:t>
+      </w:r>
+      <w:r>
+        <w:rPr>
+          <w:vertAlign w:val="subscript"/>
+        </w:rPr>
+        <w:t>F</w:t>
+      </w:r>
+      <w:r>
+        <w:t>(x − z) = ∫d⁴p/(2π)⁴ e</w:t>
+      </w:r>
+      <w:r>
+        <w:rPr>
+          <w:vertAlign w:val="superscript"/>
+        </w:rPr>
+        <w:t>−ip(x−z)</w:t>
+      </w:r>
+      <w:r>
+        <w:t>S</w:t>
+      </w:r>
+      <w:r>
+        <w:rPr>
+          <w:vertAlign w:val="subscript"/>
+        </w:rPr>
+        <w:t>F</w:t>
+      </w:r>
+      <w:r>
+        <w:t>(p). A vertex at z collects one exponential from each line attached to it. Its integral is</w:t>
       </w:r>
     </w:p>
     <w:p>
@@ -1399,7 +1702,25 @@
     </w:p>
     <w:p>
       <w:r>
-        <w:t>Two vertices, ψ̄(x)γ^μψ(x) and ψ̄(y)γ^νψ(y), with ψ(x) paired with ψ̄(y) and ψ(y) with ψ̄(x), make a closed electron loop. To bring the pairs next to each other, move ψ(y) from the far right to the far left. It passes ψ̄(y), ψ(x), and ψ̄(x), three Grassmann variables, so it picks up a factor −1:</w:t>
+        <w:t>Two vertices, ψ̄(x)γ</w:t>
+      </w:r>
+      <w:r>
+        <w:rPr>
+          <w:vertAlign w:val="superscript"/>
+        </w:rPr>
+        <w:t>μ</w:t>
+      </w:r>
+      <w:r>
+        <w:t>ψ(x) and ψ̄(y)γ</w:t>
+      </w:r>
+      <w:r>
+        <w:rPr>
+          <w:vertAlign w:val="superscript"/>
+        </w:rPr>
+        <w:t>ν</w:t>
+      </w:r>
+      <w:r>
+        <w:t>ψ(y), with ψ(x) paired with ψ̄(y) and ψ(y) with ψ̄(x), make a closed electron loop. To bring the pairs next to each other, move ψ(y) from the far right to the far left. It passes ψ̄(y), ψ(x), and ψ̄(x), three Grassmann variables, so it picks up a factor −1:</w:t>
       </w:r>
     </w:p>
     <w:p>
@@ -1992,7 +2313,25 @@
     </w:p>
     <w:p>
       <w:r>
-        <w:t>The correlator of Section 1.2 has a full propagator on each external leg. The LSZ formula of Lesson 52 converts it into a scattering amplitude. Each external propagator is amputated, the leg is put on shell, and the leg is replaced by its wave function: u(p) for an incoming electron, ū(p) for an outgoing one, v̄ and v for incoming and outgoing positrons, and ε_μ or ε*_μ for photons. The path integral supplies the correlator, and LSZ, which is independent of how the correlator was computed, turns it into ℳ.</w:t>
+        <w:t>The correlator of Section 1.2 has a full propagator on each external leg. The LSZ formula of Lesson 52 converts it into a scattering amplitude. Each external propagator is amputated, the leg is put on shell, and the leg is replaced by its wave function: u(p) for an incoming electron, ū(p) for an outgoing one, v̄ and v for incoming and outgoing positrons, and ε</w:t>
+      </w:r>
+      <w:r>
+        <w:rPr>
+          <w:vertAlign w:val="subscript"/>
+        </w:rPr>
+        <w:t>μ</w:t>
+      </w:r>
+      <w:r>
+        <w:t xml:space="preserve"> or ε*</w:t>
+      </w:r>
+      <w:r>
+        <w:rPr>
+          <w:vertAlign w:val="subscript"/>
+        </w:rPr>
+        <w:t>μ</w:t>
+      </w:r>
+      <w:r>
+        <w:t xml:space="preserve"> for photons. The path integral supplies the correlator, and LSZ, which is independent of how the correlator was computed, turns it into ℳ.</w:t>
       </w:r>
     </w:p>
     <w:p>
@@ -2368,7 +2707,61 @@
     </w:p>
     <w:p>
       <w:r>
-        <w:t>There is no exchange diagram, because the electron and muon are distinguishable. In the nonrelativistic limit, only μ = 0 survives, with ū₃γ⁰u₁ → 2m_e and ū₄γ⁰u₂ → 2m_μ for unchanged spins. The momentum transfer is spacelike, q² = −|q|². So ℳ → −e²(2m_e)(2m_μ)/|q|². In this normalization, Born scattering from a potential gives ℳ = −(2m_e)(2m_μ)Ṽ(q). So Ṽ(q) = e²/|q|², whose Fourier transform is V(r) = e²/(4πr) = α/r. This is a repulsive Coulomb potential between like charges, the result Lesson 81 obtained from static sources.</w:t>
+        <w:t>There is no exchange diagram, because the electron and muon are distinguishable. In the nonrelativistic limit, only μ = 0 survives, with ū₃γ⁰u₁ → 2m</w:t>
+      </w:r>
+      <w:r>
+        <w:rPr>
+          <w:vertAlign w:val="subscript"/>
+        </w:rPr>
+        <w:t>e</w:t>
+      </w:r>
+      <w:r>
+        <w:t xml:space="preserve"> and ū₄γ⁰u₂ → 2m</w:t>
+      </w:r>
+      <w:r>
+        <w:rPr>
+          <w:vertAlign w:val="subscript"/>
+        </w:rPr>
+        <w:t>μ</w:t>
+      </w:r>
+      <w:r>
+        <w:t xml:space="preserve"> for unchanged spins. The momentum transfer is spacelike, q² = −|q|². So ℳ → −e²(2m</w:t>
+      </w:r>
+      <w:r>
+        <w:rPr>
+          <w:vertAlign w:val="subscript"/>
+        </w:rPr>
+        <w:t>e</w:t>
+      </w:r>
+      <w:r>
+        <w:t>)(2m</w:t>
+      </w:r>
+      <w:r>
+        <w:rPr>
+          <w:vertAlign w:val="subscript"/>
+        </w:rPr>
+        <w:t>μ</w:t>
+      </w:r>
+      <w:r>
+        <w:t>)/|q|². In this normalization, Born scattering from a potential gives ℳ = −(2m</w:t>
+      </w:r>
+      <w:r>
+        <w:rPr>
+          <w:vertAlign w:val="subscript"/>
+        </w:rPr>
+        <w:t>e</w:t>
+      </w:r>
+      <w:r>
+        <w:t>)(2m</w:t>
+      </w:r>
+      <w:r>
+        <w:rPr>
+          <w:vertAlign w:val="subscript"/>
+        </w:rPr>
+        <w:t>μ</w:t>
+      </w:r>
+      <w:r>
+        <w:t>)Ṽ(q). So Ṽ(q) = e²/|q|², whose Fourier transform is V(r) = e²/(4πr) = α/r. This is a repulsive Coulomb potential between like charges, the result Lesson 81 obtained from static sources.</w:t>
       </w:r>
     </w:p>
     <w:p>
@@ -2512,7 +2905,34 @@
           </w:tcPr>
           <w:p>
             <w:r>
-              <w:t>−i[g_{μν} − (1 − ξ)k_μk_ν/k²]/(k² + iε); ξ = 1 in Feynman gauge</w:t>
+              <w:t>−i[g</w:t>
+            </w:r>
+            <w:r>
+              <w:rPr>
+                <w:vertAlign w:val="subscript"/>
+              </w:rPr>
+              <w:t>μν</w:t>
+            </w:r>
+            <w:r>
+              <w:t xml:space="preserve"> − (1 − ξ)k</w:t>
+            </w:r>
+            <w:r>
+              <w:rPr>
+                <w:vertAlign w:val="subscript"/>
+              </w:rPr>
+              <w:t>μ</w:t>
+            </w:r>
+            <w:r>
+              <w:t>k</w:t>
+            </w:r>
+            <w:r>
+              <w:rPr>
+                <w:vertAlign w:val="subscript"/>
+              </w:rPr>
+              <w:t>ν</w:t>
+            </w:r>
+            <w:r>
+              <w:t>/k²]/(k² + iε); ξ = 1 in Feynman gauge</w:t>
             </w:r>
           </w:p>
         </w:tc>
@@ -2548,7 +2968,16 @@
           </w:tcPr>
           <w:p>
             <w:r>
-              <w:t>ieγ^μ, with momentum conservation</w:t>
+              <w:t>ieγ</w:t>
+            </w:r>
+            <w:r>
+              <w:rPr>
+                <w:vertAlign w:val="superscript"/>
+              </w:rPr>
+              <w:t>μ</w:t>
+            </w:r>
+            <w:r>
+              <w:t>, with momentum conservation</w:t>
             </w:r>
           </w:p>
         </w:tc>
@@ -2770,7 +3199,25 @@
           </w:tcPr>
           <w:p>
             <w:r>
-              <w:t>ε_μ(k), ε*_μ(k)</w:t>
+              <w:t>ε</w:t>
+            </w:r>
+            <w:r>
+              <w:rPr>
+                <w:vertAlign w:val="subscript"/>
+              </w:rPr>
+              <w:t>μ</w:t>
+            </w:r>
+            <w:r>
+              <w:t>(k), ε*</w:t>
+            </w:r>
+            <w:r>
+              <w:rPr>
+                <w:vertAlign w:val="subscript"/>
+              </w:rPr>
+              <w:t>μ</w:t>
+            </w:r>
+            <w:r>
+              <w:t>(k)</w:t>
             </w:r>
           </w:p>
         </w:tc>
@@ -2799,7 +3246,16 @@
     </w:p>
     <w:p>
       <w:r>
-        <w:t>For a charged scalar, the interaction contains time derivatives of the field. In the canonical method the conjugate momentum then depends on A, the interaction Hamiltonian is not simply −ℒ_int, and noncovariant contact terms appear that must cancel against noncovariant pieces of the time-ordered propagator of ∂φ. In the path integral none of this arises. The vertices are read from the Lagrangian, and the result is covariant term by term.</w:t>
+        <w:t>For a charged scalar, the interaction contains time derivatives of the field. In the canonical method the conjugate momentum then depends on A, the interaction Hamiltonian is not simply −ℒ</w:t>
+      </w:r>
+      <w:r>
+        <w:rPr>
+          <w:vertAlign w:val="subscript"/>
+        </w:rPr>
+        <w:t>int</w:t>
+      </w:r>
+      <w:r>
+        <w:t>, and noncovariant contact terms appear that must cancel against noncovariant pieces of the time-ordered propagator of ∂φ. In the path integral none of this arises. The vertices are read from the Lagrangian, and the result is covariant term by term.</w:t>
       </w:r>
     </w:p>
     <w:p>
@@ -2813,12 +3269,84 @@
     </w:p>
     <w:p>
       <w:r>
-        <w:t>For ℒ = (D_μφ)*(D^μφ) − m²φ*φ, with D_μ = ∂_μ + iqA_μ, find the vertices.</w:t>
+        <w:t>For ℒ = (D</w:t>
+      </w:r>
+      <w:r>
+        <w:rPr>
+          <w:vertAlign w:val="subscript"/>
+        </w:rPr>
+        <w:t>μ</w:t>
+      </w:r>
+      <w:r>
+        <w:t>φ)*(D</w:t>
+      </w:r>
+      <w:r>
+        <w:rPr>
+          <w:vertAlign w:val="superscript"/>
+        </w:rPr>
+        <w:t>μ</w:t>
+      </w:r>
+      <w:r>
+        <w:t>φ) − m²φ*φ, with D</w:t>
+      </w:r>
+      <w:r>
+        <w:rPr>
+          <w:vertAlign w:val="subscript"/>
+        </w:rPr>
+        <w:t>μ</w:t>
+      </w:r>
+      <w:r>
+        <w:t xml:space="preserve"> = ∂</w:t>
+      </w:r>
+      <w:r>
+        <w:rPr>
+          <w:vertAlign w:val="subscript"/>
+        </w:rPr>
+        <w:t>μ</w:t>
+      </w:r>
+      <w:r>
+        <w:t xml:space="preserve"> + iqA</w:t>
+      </w:r>
+      <w:r>
+        <w:rPr>
+          <w:vertAlign w:val="subscript"/>
+        </w:rPr>
+        <w:t>μ</w:t>
+      </w:r>
+      <w:r>
+        <w:t>, find the vertices.</w:t>
       </w:r>
     </w:p>
     <w:p>
       <w:r>
-        <w:t>The conjugate of the covariant derivative is (D_μφ)* = ∂_μφ* − iqA_μφ*. Multiplying out,</w:t>
+        <w:t>The conjugate of the covariant derivative is (D</w:t>
+      </w:r>
+      <w:r>
+        <w:rPr>
+          <w:vertAlign w:val="subscript"/>
+        </w:rPr>
+        <w:t>μ</w:t>
+      </w:r>
+      <w:r>
+        <w:t>φ)* = ∂</w:t>
+      </w:r>
+      <w:r>
+        <w:rPr>
+          <w:vertAlign w:val="subscript"/>
+        </w:rPr>
+        <w:t>μ</w:t>
+      </w:r>
+      <w:r>
+        <w:t>φ* − iqA</w:t>
+      </w:r>
+      <w:r>
+        <w:rPr>
+          <w:vertAlign w:val="subscript"/>
+        </w:rPr>
+        <w:t>μ</w:t>
+      </w:r>
+      <w:r>
+        <w:t>φ*. Multiplying out,</w:t>
       </w:r>
     </w:p>
     <w:p>
@@ -3121,7 +3649,79 @@
     </w:p>
     <w:p>
       <w:r>
-        <w:t>For the cubic vertex, take an incoming scalar of momentum p, so φ ∝ e^{−ipx} and ∂_μφ → −ip_μφ, and an outgoing scalar of momentum p′, so φ* ∝ e^{ip′x} and ∂_μφ* → ip′_μφ*. The bracket becomes i(p′ + p)_μφ*φ. The vertex is i times the coefficient in ℒ, which is i × iq × i(p + p′)^μ:</w:t>
+        <w:t>For the cubic vertex, take an incoming scalar of momentum p, so φ ∝ e</w:t>
+      </w:r>
+      <w:r>
+        <w:rPr>
+          <w:vertAlign w:val="superscript"/>
+        </w:rPr>
+        <w:t>−ipx</w:t>
+      </w:r>
+      <w:r>
+        <w:t xml:space="preserve"> and ∂</w:t>
+      </w:r>
+      <w:r>
+        <w:rPr>
+          <w:vertAlign w:val="subscript"/>
+        </w:rPr>
+        <w:t>μ</w:t>
+      </w:r>
+      <w:r>
+        <w:t>φ → −ip</w:t>
+      </w:r>
+      <w:r>
+        <w:rPr>
+          <w:vertAlign w:val="subscript"/>
+        </w:rPr>
+        <w:t>μ</w:t>
+      </w:r>
+      <w:r>
+        <w:t>φ, and an outgoing scalar of momentum p′, so φ* ∝ e</w:t>
+      </w:r>
+      <w:r>
+        <w:rPr>
+          <w:vertAlign w:val="superscript"/>
+        </w:rPr>
+        <w:t>ip′x</w:t>
+      </w:r>
+      <w:r>
+        <w:t xml:space="preserve"> and ∂</w:t>
+      </w:r>
+      <w:r>
+        <w:rPr>
+          <w:vertAlign w:val="subscript"/>
+        </w:rPr>
+        <w:t>μ</w:t>
+      </w:r>
+      <w:r>
+        <w:t>φ* → ip′</w:t>
+      </w:r>
+      <w:r>
+        <w:rPr>
+          <w:vertAlign w:val="subscript"/>
+        </w:rPr>
+        <w:t>μ</w:t>
+      </w:r>
+      <w:r>
+        <w:t>φ*. The bracket becomes i(p′ + p)</w:t>
+      </w:r>
+      <w:r>
+        <w:rPr>
+          <w:vertAlign w:val="subscript"/>
+        </w:rPr>
+        <w:t>μ</w:t>
+      </w:r>
+      <w:r>
+        <w:t>φ*φ. The vertex is i times the coefficient in ℒ, which is i × iq × i(p + p′)</w:t>
+      </w:r>
+      <w:r>
+        <w:rPr>
+          <w:vertAlign w:val="superscript"/>
+        </w:rPr>
+        <w:t>μ</w:t>
+      </w:r>
+      <w:r>
+        <w:t>:</w:t>
       </w:r>
     </w:p>
     <w:p>
@@ -3174,7 +3774,25 @@
     </w:p>
     <w:p>
       <w:r>
-        <w:t>The quartic term, iq²A_μA^μφ*φ, contains two identical photon fields, which can be paired with the two external photons in two ways. That gives the seagull vertex</w:t>
+        <w:t>The quartic term, iq²A</w:t>
+      </w:r>
+      <w:r>
+        <w:rPr>
+          <w:vertAlign w:val="subscript"/>
+        </w:rPr>
+        <w:t>μ</w:t>
+      </w:r>
+      <w:r>
+        <w:t>A</w:t>
+      </w:r>
+      <w:r>
+        <w:rPr>
+          <w:vertAlign w:val="superscript"/>
+        </w:rPr>
+        <w:t>μ</w:t>
+      </w:r>
+      <w:r>
+        <w:t>φ*φ, contains two identical photon fields, which can be paired with the two external photons in two ways. That gives the seagull vertex</w:t>
       </w:r>
     </w:p>
     <w:p>
@@ -3228,7 +3846,25 @@
     </w:p>
     <w:p>
       <w:r>
-        <w:t>Gauge invariance needs both vertices. In scalar Compton scattering, the seagull is exactly what makes k_μℳ^μ = 0, the scalar version of Lesson 72's check.</w:t>
+        <w:t>Gauge invariance needs both vertices. In scalar Compton scattering, the seagull is exactly what makes k</w:t>
+      </w:r>
+      <w:r>
+        <w:rPr>
+          <w:vertAlign w:val="subscript"/>
+        </w:rPr>
+        <w:t>μ</w:t>
+      </w:r>
+      <w:r>
+        <w:t>ℳ</w:t>
+      </w:r>
+      <w:r>
+        <w:rPr>
+          <w:vertAlign w:val="superscript"/>
+        </w:rPr>
+        <w:t>μ</w:t>
+      </w:r>
+      <w:r>
+        <w:t xml:space="preserve"> = 0, the scalar version of Lesson 72's check.</w:t>
       </w:r>
     </w:p>
     <w:p>
@@ -3241,7 +3877,88 @@
     </w:p>
     <w:p>
       <w:r>
-        <w:t>The photon rule carries ξ from the Faddeev–Popov average of Lesson 83. Every physical amplitude is independent of ξ, because the k_μk_ν term meets a conserved current (Lessons 72 and 73). If the Lagrangian is split into a renormalized part and counterterms, ℒ_ct = δ₂ψ̄i∂̸ψ − δ_mψ̄ψ − ¼δ₃F² + eδ₁ψ̄A̸ψ, the same reading rule gives the counterterm vertices: i(δ₂p̸ − δ_m) on an electron line, −iδ₃(k²g^{μν} − k^μk^ν) on a photon line, and ieδ₁γ^μ at a vertex. The Ward identity makes δ₁ = δ₂.</w:t>
+        <w:t>The photon rule carries ξ from the Faddeev–Popov average of Lesson 83. Every physical amplitude is independent of ξ, because the k</w:t>
+      </w:r>
+      <w:r>
+        <w:rPr>
+          <w:vertAlign w:val="subscript"/>
+        </w:rPr>
+        <w:t>μ</w:t>
+      </w:r>
+      <w:r>
+        <w:t>k</w:t>
+      </w:r>
+      <w:r>
+        <w:rPr>
+          <w:vertAlign w:val="subscript"/>
+        </w:rPr>
+        <w:t>ν</w:t>
+      </w:r>
+      <w:r>
+        <w:t xml:space="preserve"> term meets a conserved current (Lessons 72 and 73). If the Lagrangian is split into a renormalized part and counterterms, ℒ</w:t>
+      </w:r>
+      <w:r>
+        <w:rPr>
+          <w:vertAlign w:val="subscript"/>
+        </w:rPr>
+        <w:t>c</w:t>
+      </w:r>
+      <w:r>
+        <w:t>t = δ₂ψ̄i∂̸ψ − δ</w:t>
+      </w:r>
+      <w:r>
+        <w:rPr>
+          <w:vertAlign w:val="subscript"/>
+        </w:rPr>
+        <w:t>m</w:t>
+      </w:r>
+      <w:r>
+        <w:t>ψ̄ψ − ¼δ₃F² + eδ₁ψ̄A̸ψ, the same reading rule gives the counterterm vertices: i(δ₂p̸ − δ</w:t>
+      </w:r>
+      <w:r>
+        <w:rPr>
+          <w:vertAlign w:val="subscript"/>
+        </w:rPr>
+        <w:t>m</w:t>
+      </w:r>
+      <w:r>
+        <w:t>) on an electron line, −iδ₃(k²g</w:t>
+      </w:r>
+      <w:r>
+        <w:rPr>
+          <w:vertAlign w:val="superscript"/>
+        </w:rPr>
+        <w:t>μν</w:t>
+      </w:r>
+      <w:r>
+        <w:t xml:space="preserve"> − k</w:t>
+      </w:r>
+      <w:r>
+        <w:rPr>
+          <w:vertAlign w:val="superscript"/>
+        </w:rPr>
+        <w:t>μ</w:t>
+      </w:r>
+      <w:r>
+        <w:t>k</w:t>
+      </w:r>
+      <w:r>
+        <w:rPr>
+          <w:vertAlign w:val="superscript"/>
+        </w:rPr>
+        <w:t>ν</w:t>
+      </w:r>
+      <w:r>
+        <w:t>) on a photon line, and ieδ₁γ</w:t>
+      </w:r>
+      <w:r>
+        <w:rPr>
+          <w:vertAlign w:val="superscript"/>
+        </w:rPr>
+        <w:t>μ</w:t>
+      </w:r>
+      <w:r>
+        <w:t xml:space="preserve"> at a vertex. The Ward identity makes δ₁ = δ₂.</w:t>
       </w:r>
     </w:p>
     <w:p>
@@ -3338,7 +4055,16 @@
           </w:tcPr>
           <w:p>
             <w:r>
-              <w:t>Z = e^{iS_int[δ]}Z₀</w:t>
+              <w:t>Z = e</w:t>
+            </w:r>
+            <w:r>
+              <w:rPr>
+                <w:vertAlign w:val="superscript"/>
+              </w:rPr>
+              <w:t>iSᵢₙₜ[δ]</w:t>
+            </w:r>
+            <w:r>
+              <w:t>Z₀</w:t>
             </w:r>
           </w:p>
         </w:tc>
@@ -3564,7 +4290,25 @@
         </w:numPr>
       </w:pPr>
       <w:r>
-        <w:t>Every field in e^{iS_int} can be replaced by a source derivative, so Z = exp[iS_int(δ)]Z₀, and perturbation theory is the expansion of that exponential.</w:t>
+        <w:t>Every field in e</w:t>
+      </w:r>
+      <w:r>
+        <w:rPr>
+          <w:vertAlign w:val="superscript"/>
+        </w:rPr>
+        <w:t>iSᵢₙₜ</w:t>
+      </w:r>
+      <w:r>
+        <w:t xml:space="preserve"> can be replaced by a source derivative, so Z = exp[iS</w:t>
+      </w:r>
+      <w:r>
+        <w:rPr>
+          <w:vertAlign w:val="subscript"/>
+        </w:rPr>
+        <w:t>int</w:t>
+      </w:r>
+      <w:r>
+        <w:t>(δ)]Z₀, and perturbation theory is the expansion of that exponential.</w:t>
       </w:r>
     </w:p>
     <w:p>
@@ -3576,7 +4320,16 @@
         </w:numPr>
       </w:pPr>
       <w:r>
-        <w:t>Pairing derivatives with Z₀ gives propagators. Each vertex is i times its coefficient in ℒ, which for QED is ieγ^μ.</w:t>
+        <w:t>Pairing derivatives with Z₀ gives propagators. Each vertex is i times its coefficient in ℒ, which for QED is ieγ</w:t>
+      </w:r>
+      <w:r>
+        <w:rPr>
+          <w:vertAlign w:val="superscript"/>
+        </w:rPr>
+        <w:t>μ</w:t>
+      </w:r>
+      <w:r>
+        <w:t>.</w:t>
       </w:r>
     </w:p>
     <w:p>
@@ -3636,7 +4389,25 @@
         </w:numPr>
       </w:pPr>
       <w:r>
-        <w:t>Derivative couplings give covariant vertices directly. For scalar QED they are −iq(p + p′)^μ and the seagull 2iq²g^{μν}.</w:t>
+        <w:t>Derivative couplings give covariant vertices directly. For scalar QED they are −iq(p + p′)</w:t>
+      </w:r>
+      <w:r>
+        <w:rPr>
+          <w:vertAlign w:val="superscript"/>
+        </w:rPr>
+        <w:t>μ</w:t>
+      </w:r>
+      <w:r>
+        <w:t xml:space="preserve"> and the seagull 2iq²g</w:t>
+      </w:r>
+      <w:r>
+        <w:rPr>
+          <w:vertAlign w:val="superscript"/>
+        </w:rPr>
+        <w:t>μν</w:t>
+      </w:r>
+      <w:r>
+        <w:t>.</w:t>
       </w:r>
     </w:p>
     <w:p>
@@ -3737,7 +4508,13 @@
           </w:tcPr>
           <w:p>
             <w:r>
-              <w:t>Show that −iδ/δη̄ and iδ/δη bring down ψ and ψ̄ from exp[i∫(η̄ψ + ψ̄η)].</w:t>
+              <w:rPr>
+                <w:b/>
+              </w:rPr>
+              <w:t>Extension.</w:t>
+            </w:r>
+            <w:r>
+              <w:t xml:space="preserve"> Show that −iδ/δη̄ and iδ/δη bring down ψ and ψ̄ from exp[i∫(η̄ψ + ψ̄η)].</w:t>
             </w:r>
           </w:p>
         </w:tc>
@@ -3775,7 +4552,13 @@
           </w:tcPr>
           <w:p>
             <w:r>
-              <w:t>At order e⁰, show that the master formula gives Z₀.</w:t>
+              <w:rPr>
+                <w:b/>
+              </w:rPr>
+              <w:t>Core.</w:t>
+            </w:r>
+            <w:r>
+              <w:t xml:space="preserve"> At order e⁰, show that the master formula gives Z₀.</w:t>
             </w:r>
           </w:p>
         </w:tc>
@@ -3811,7 +4594,13 @@
           </w:tcPr>
           <w:p>
             <w:r>
-              <w:t>In Worked example 1, count the Grassmann swaps needed to bring the pairs together, and confirm that there is no sign.</w:t>
+              <w:rPr>
+                <w:b/>
+              </w:rPr>
+              <w:t>Extension.</w:t>
+            </w:r>
+            <w:r>
+              <w:t xml:space="preserve"> In Worked example 1, count the Grassmann swaps needed to bring the pairs together, and confirm that there is no sign.</w:t>
             </w:r>
           </w:p>
         </w:tc>
@@ -3849,7 +4638,13 @@
           </w:tcPr>
           <w:p>
             <w:r>
-              <w:t>At order e², why does the 1/2! cancel for a diagram with two distinct vertices?</w:t>
+              <w:rPr>
+                <w:b/>
+              </w:rPr>
+              <w:t>Extension.</w:t>
+            </w:r>
+            <w:r>
+              <w:t xml:space="preserve"> At order e², why does the 1/2! cancel for a diagram with two distinct vertices?</w:t>
             </w:r>
           </w:p>
         </w:tc>
@@ -3885,7 +4680,13 @@
           </w:tcPr>
           <w:p>
             <w:r>
-              <w:t>Do the z integral in Section 3.1 and state the conservation law.</w:t>
+              <w:rPr>
+                <w:b/>
+              </w:rPr>
+              <w:t>Core.</w:t>
+            </w:r>
+            <w:r>
+              <w:t xml:space="preserve"> Do the z integral in Section 3.1 and state the conservation law.</w:t>
             </w:r>
           </w:p>
         </w:tc>
@@ -3923,7 +4724,13 @@
           </w:tcPr>
           <w:p>
             <w:r>
-              <w:t>Find L for the one-loop vertex correction and for a two-loop self-energy.</w:t>
+              <w:rPr>
+                <w:b/>
+              </w:rPr>
+              <w:t>Core.</w:t>
+            </w:r>
+            <w:r>
+              <w:t xml:space="preserve"> Find L for the one-loop vertex correction and for a two-loop self-energy.</w:t>
             </w:r>
           </w:p>
         </w:tc>
@@ -3959,7 +4766,13 @@
           </w:tcPr>
           <w:p>
             <w:r>
-              <w:t>For a closed loop with three vertices, count the swaps and confirm the −1.</w:t>
+              <w:rPr>
+                <w:b/>
+              </w:rPr>
+              <w:t>Core.</w:t>
+            </w:r>
+            <w:r>
+              <w:t xml:space="preserve"> For a closed loop with three vertices, count the swaps and confirm the −1.</w:t>
             </w:r>
           </w:p>
         </w:tc>
@@ -3997,7 +4810,13 @@
           </w:tcPr>
           <w:p>
             <w:r>
-              <w:t>Use Furry's theorem to explain why the three-vertex loop cancels against its reversed orientation.</w:t>
+              <w:rPr>
+                <w:b/>
+              </w:rPr>
+              <w:t>Extension.</w:t>
+            </w:r>
+            <w:r>
+              <w:t xml:space="preserve"> Use Furry's theorem to explain why the three-vertex loop cancels against its reversed orientation.</w:t>
             </w:r>
           </w:p>
         </w:tc>
@@ -4033,7 +4852,13 @@
           </w:tcPr>
           <w:p>
             <w:r>
-              <w:t>Show that the Møller diagrams differ by one Grassmann swap.</w:t>
+              <w:rPr>
+                <w:b/>
+              </w:rPr>
+              <w:t>Extension.</w:t>
+            </w:r>
+            <w:r>
+              <w:t xml:space="preserve"> Show that the Møller diagrams differ by one Grassmann swap.</w:t>
             </w:r>
           </w:p>
         </w:tc>
@@ -4071,7 +4896,13 @@
           </w:tcPr>
           <w:p>
             <w:r>
-              <w:t>Why do the two Compton diagrams add with a plus sign?</w:t>
+              <w:rPr>
+                <w:b/>
+              </w:rPr>
+              <w:t>Core.</w:t>
+            </w:r>
+            <w:r>
+              <w:t xml:space="preserve"> Why do the two Compton diagrams add with a plus sign?</w:t>
             </w:r>
           </w:p>
         </w:tc>
@@ -4107,7 +4938,22 @@
           </w:tcPr>
           <w:p>
             <w:r>
-              <w:t>In Worked example 3, keep the spin labels, and show that ū₃γ⁰u₁ → 2m δ_{s₃s₁} as q → 0.</w:t>
+              <w:rPr>
+                <w:b/>
+              </w:rPr>
+              <w:t>Core.</w:t>
+            </w:r>
+            <w:r>
+              <w:t xml:space="preserve"> In Worked example 3, keep the spin labels, and show that ū₃γ⁰u₁ → 2m δ</w:t>
+            </w:r>
+            <w:r>
+              <w:rPr>
+                <w:vertAlign w:val="subscript"/>
+              </w:rPr>
+              <w:t>s₃s₁</w:t>
+            </w:r>
+            <w:r>
+              <w:t xml:space="preserve"> as q → 0.</w:t>
             </w:r>
           </w:p>
         </w:tc>
@@ -4145,7 +4991,13 @@
           </w:tcPr>
           <w:p>
             <w:r>
-              <w:t>From Ṽ(q) = e²/|q|², obtain V(r) = α/r.</w:t>
+              <w:rPr>
+                <w:b/>
+              </w:rPr>
+              <w:t>Core.</w:t>
+            </w:r>
+            <w:r>
+              <w:t xml:space="preserve"> From Ṽ(q) = e²/|q|², obtain V(r) = α/r.</w:t>
             </w:r>
           </w:p>
         </w:tc>
@@ -4181,7 +5033,22 @@
           </w:tcPr>
           <w:p>
             <w:r>
-              <w:t>Derive the cubic scalar-QED vertex −iq(p + p′)^μ carefully, keeping the sign of each term.</w:t>
+              <w:rPr>
+                <w:b/>
+              </w:rPr>
+              <w:t>Extension.</w:t>
+            </w:r>
+            <w:r>
+              <w:t xml:space="preserve"> Derive the cubic scalar-QED vertex −iq(p + p′)</w:t>
+            </w:r>
+            <w:r>
+              <w:rPr>
+                <w:vertAlign w:val="superscript"/>
+              </w:rPr>
+              <w:t>μ</w:t>
+            </w:r>
+            <w:r>
+              <w:t xml:space="preserve"> carefully, keeping the sign of each term.</w:t>
             </w:r>
           </w:p>
         </w:tc>
@@ -4219,7 +5086,13 @@
           </w:tcPr>
           <w:p>
             <w:r>
-              <w:t>Explain the factor 2 in the seagull vertex.</w:t>
+              <w:rPr>
+                <w:b/>
+              </w:rPr>
+              <w:t>Core.</w:t>
+            </w:r>
+            <w:r>
+              <w:t xml:space="preserve"> Explain the factor 2 in the seagull vertex.</w:t>
             </w:r>
           </w:p>
         </w:tc>
@@ -4255,7 +5128,40 @@
           </w:tcPr>
           <w:p>
             <w:r>
-              <w:t>Show that the −¼δ₃F² counterterm gives the vertex −iδ₃(k²g^{μν} − k^μk^ν).</w:t>
+              <w:rPr>
+                <w:b/>
+              </w:rPr>
+              <w:t>Extension.</w:t>
+            </w:r>
+            <w:r>
+              <w:t xml:space="preserve"> Show that the −¼δ₃F² counterterm gives the vertex −iδ₃(k²g</w:t>
+            </w:r>
+            <w:r>
+              <w:rPr>
+                <w:vertAlign w:val="superscript"/>
+              </w:rPr>
+              <w:t>μν</w:t>
+            </w:r>
+            <w:r>
+              <w:t xml:space="preserve"> − k</w:t>
+            </w:r>
+            <w:r>
+              <w:rPr>
+                <w:vertAlign w:val="superscript"/>
+              </w:rPr>
+              <w:t>μ</w:t>
+            </w:r>
+            <w:r>
+              <w:t>k</w:t>
+            </w:r>
+            <w:r>
+              <w:rPr>
+                <w:vertAlign w:val="superscript"/>
+              </w:rPr>
+              <w:t>ν</w:t>
+            </w:r>
+            <w:r>
+              <w:t>).</w:t>
             </w:r>
           </w:p>
         </w:tc>
@@ -4293,7 +5199,31 @@
           </w:tcPr>
           <w:p>
             <w:r>
-              <w:t>Challenge: for scalar Compton scattering at tree level, write the three diagrams and show that replacing ε^μ by k^μ makes the sum vanish.</w:t>
+              <w:rPr>
+                <w:b/>
+              </w:rPr>
+              <w:t>Challenge.</w:t>
+            </w:r>
+            <w:r>
+              <w:t xml:space="preserve"> For scalar Compton scattering at tree level, write the three diagrams and show that replacing ε</w:t>
+            </w:r>
+            <w:r>
+              <w:rPr>
+                <w:vertAlign w:val="superscript"/>
+              </w:rPr>
+              <w:t>μ</w:t>
+            </w:r>
+            <w:r>
+              <w:t xml:space="preserve"> by k</w:t>
+            </w:r>
+            <w:r>
+              <w:rPr>
+                <w:vertAlign w:val="superscript"/>
+              </w:rPr>
+              <w:t>μ</w:t>
+            </w:r>
+            <w:r>
+              <w:t xml:space="preserve"> makes the sum vanish.</w:t>
             </w:r>
           </w:p>
         </w:tc>
@@ -4310,6 +5240,14 @@
     <w:p>
       <w:r>
         <w:rPr>
+          <w:i/>
+        </w:rPr>
+        <w:t>Attempt each exercise before reading its solution. If you are stuck, read only the first sentence of the solution, then try again.</w:t>
+      </w:r>
+    </w:p>
+    <w:p>
+      <w:r>
+        <w:rPr>
           <w:b/>
         </w:rPr>
         <w:t>1.</w:t>
@@ -4346,7 +5284,61 @@
         <w:t xml:space="preserve"> </w:t>
       </w:r>
       <w:r>
-        <w:t>The order is ψ₁ψ̄₂ ψ̄_zψ_z A A. Moving ψ̄₂ to the right past ψ̄_z and ψ_z takes two swaps, giving (+1). Then ψ₁ψ̄_z and ψ_zψ̄₂ are adjacent pairs.</w:t>
+        <w:t>The order is ψ₁ψ̄₂ ψ̄</w:t>
+      </w:r>
+      <w:r>
+        <w:rPr>
+          <w:vertAlign w:val="subscript"/>
+        </w:rPr>
+        <w:t>z</w:t>
+      </w:r>
+      <w:r>
+        <w:t>ψ</w:t>
+      </w:r>
+      <w:r>
+        <w:rPr>
+          <w:vertAlign w:val="subscript"/>
+        </w:rPr>
+        <w:t>z</w:t>
+      </w:r>
+      <w:r>
+        <w:t xml:space="preserve"> A A. Moving ψ̄₂ to the right past ψ̄</w:t>
+      </w:r>
+      <w:r>
+        <w:rPr>
+          <w:vertAlign w:val="subscript"/>
+        </w:rPr>
+        <w:t>z</w:t>
+      </w:r>
+      <w:r>
+        <w:t xml:space="preserve"> and ψ</w:t>
+      </w:r>
+      <w:r>
+        <w:rPr>
+          <w:vertAlign w:val="subscript"/>
+        </w:rPr>
+        <w:t>z</w:t>
+      </w:r>
+      <w:r>
+        <w:t xml:space="preserve"> takes two swaps, giving (+1). Then ψ₁ψ̄</w:t>
+      </w:r>
+      <w:r>
+        <w:rPr>
+          <w:vertAlign w:val="subscript"/>
+        </w:rPr>
+        <w:t>z</w:t>
+      </w:r>
+      <w:r>
+        <w:t xml:space="preserve"> and ψ</w:t>
+      </w:r>
+      <w:r>
+        <w:rPr>
+          <w:vertAlign w:val="subscript"/>
+        </w:rPr>
+        <w:t>z</w:t>
+      </w:r>
+      <w:r>
+        <w:t>ψ̄₂ are adjacent pairs.</w:t>
       </w:r>
     </w:p>
     <w:p>
@@ -4374,7 +5366,16 @@
         <w:t xml:space="preserve"> </w:t>
       </w:r>
       <w:r>
-        <w:t>∫d⁴z e^{i(p₁ − p₂ − k)·z} = (2π)⁴δ⁴(p₁ − p₂ − k). The momentum entering the vertex equals the momentum leaving.</w:t>
+        <w:t>∫d⁴z e</w:t>
+      </w:r>
+      <w:r>
+        <w:rPr>
+          <w:vertAlign w:val="superscript"/>
+        </w:rPr>
+        <w:t>i(p₁ − p₂ − k)·z</w:t>
+      </w:r>
+      <w:r>
+        <w:t xml:space="preserve"> = (2π)⁴δ⁴(p₁ − p₂ − k). The momentum entering the vertex equals the momentum leaving.</w:t>
       </w:r>
     </w:p>
     <w:p>
@@ -4402,7 +5403,16 @@
         <w:t xml:space="preserve"> </w:t>
       </w:r>
       <w:r>
-        <w:t>Bring ψ_z₃ to the front past five Grassmann variables, an odd number. The −1 is the same for any number of vertices.</w:t>
+        <w:t>Bring ψ</w:t>
+      </w:r>
+      <w:r>
+        <w:rPr>
+          <w:vertAlign w:val="subscript"/>
+        </w:rPr>
+        <w:t>z</w:t>
+      </w:r>
+      <w:r>
+        <w:t>₃ to the front past five Grassmann variables, an odd number. The −1 is the same for any number of vertices.</w:t>
       </w:r>
     </w:p>
     <w:p>
@@ -4458,7 +5468,16 @@
         <w:t xml:space="preserve"> </w:t>
       </w:r>
       <w:r>
-        <w:t>In the Dirac representation at rest, u = √(2m)(ξ, 0), and ū₃γ⁰u₁ = u₃†u₁ = 2mξ₃†ξ₁ = 2mδ_{s₃s₁}.</w:t>
+        <w:t>In the Dirac representation at rest, u = √(2m)(ξ, 0), and ū₃γ⁰u₁ = u₃†u₁ = 2mξ₃†ξ₁ = 2mδ</w:t>
+      </w:r>
+      <w:r>
+        <w:rPr>
+          <w:vertAlign w:val="subscript"/>
+        </w:rPr>
+        <w:t>s₃s₁</w:t>
+      </w:r>
+      <w:r>
+        <w:t>.</w:t>
       </w:r>
     </w:p>
     <w:p>
@@ -4472,7 +5491,16 @@
         <w:t xml:space="preserve"> </w:t>
       </w:r>
       <w:r>
-        <w:t>∫d³q e^{iq·r}/[(2π)³|q|²] = 1/(4πr), so V = e²/(4πr) = α/r, using α = e²/4π.</w:t>
+        <w:t>∫d³q e</w:t>
+      </w:r>
+      <w:r>
+        <w:rPr>
+          <w:vertAlign w:val="superscript"/>
+        </w:rPr>
+        <w:t>iq·r</w:t>
+      </w:r>
+      <w:r>
+        <w:t>/[(2π)³|q|²] = 1/(4πr), so V = e²/(4πr) = α/r, using α = e²/4π.</w:t>
       </w:r>
     </w:p>
     <w:p>
@@ -4486,7 +5514,70 @@
         <w:t xml:space="preserve"> </w:t>
       </w:r>
       <w:r>
-        <w:t>The cross terms are (∂_μφ*)(iqA^μφ) + (−iqA_μφ*)(∂^μφ) = iqA^μ[(∂_μφ*)φ − φ*∂_μφ]. With ∂φ* → ip′ and ∂φ → −ip, the bracket is i(p′ + p)φ*φ. Multiplying by i for the vertex gives i·iq·i(p + p′) = −iq(p + p′).</w:t>
+        <w:t>The cross terms are (∂</w:t>
+      </w:r>
+      <w:r>
+        <w:rPr>
+          <w:vertAlign w:val="subscript"/>
+        </w:rPr>
+        <w:t>μ</w:t>
+      </w:r>
+      <w:r>
+        <w:t>φ*)(iqA</w:t>
+      </w:r>
+      <w:r>
+        <w:rPr>
+          <w:vertAlign w:val="superscript"/>
+        </w:rPr>
+        <w:t>μ</w:t>
+      </w:r>
+      <w:r>
+        <w:t>φ) + (−iqA</w:t>
+      </w:r>
+      <w:r>
+        <w:rPr>
+          <w:vertAlign w:val="subscript"/>
+        </w:rPr>
+        <w:t>μ</w:t>
+      </w:r>
+      <w:r>
+        <w:t>φ*)(∂</w:t>
+      </w:r>
+      <w:r>
+        <w:rPr>
+          <w:vertAlign w:val="superscript"/>
+        </w:rPr>
+        <w:t>μ</w:t>
+      </w:r>
+      <w:r>
+        <w:t>φ) = iqA</w:t>
+      </w:r>
+      <w:r>
+        <w:rPr>
+          <w:vertAlign w:val="superscript"/>
+        </w:rPr>
+        <w:t>μ</w:t>
+      </w:r>
+      <w:r>
+        <w:t>[(∂</w:t>
+      </w:r>
+      <w:r>
+        <w:rPr>
+          <w:vertAlign w:val="subscript"/>
+        </w:rPr>
+        <w:t>μ</w:t>
+      </w:r>
+      <w:r>
+        <w:t>φ*)φ − φ*∂</w:t>
+      </w:r>
+      <w:r>
+        <w:rPr>
+          <w:vertAlign w:val="subscript"/>
+        </w:rPr>
+        <w:t>μ</w:t>
+      </w:r>
+      <w:r>
+        <w:t>φ]. With ∂φ* → ip′ and ∂φ → −ip, the bracket is i(p′ + p)φ*φ. Multiplying by i for the vertex gives i·iq·i(p + p′) = −iq(p + p′).</w:t>
       </w:r>
     </w:p>
     <w:p>
@@ -4500,7 +5591,25 @@
         <w:t xml:space="preserve"> </w:t>
       </w:r>
       <w:r>
-        <w:t>A_μA^μ contains two photon fields. Two external photons can be attached to them in 2 ways.</w:t>
+        <w:t>A</w:t>
+      </w:r>
+      <w:r>
+        <w:rPr>
+          <w:vertAlign w:val="subscript"/>
+        </w:rPr>
+        <w:t>μ</w:t>
+      </w:r>
+      <w:r>
+        <w:t>A</w:t>
+      </w:r>
+      <w:r>
+        <w:rPr>
+          <w:vertAlign w:val="superscript"/>
+        </w:rPr>
+        <w:t>μ</w:t>
+      </w:r>
+      <w:r>
+        <w:t xml:space="preserve"> contains two photon fields. Two external photons can be attached to them in 2 ways.</w:t>
       </w:r>
     </w:p>
     <w:p>
@@ -4514,7 +5623,52 @@
         <w:t xml:space="preserve"> </w:t>
       </w:r>
       <w:r>
-        <w:t>−¼δ₃F² = ½δ₃A_μ(∂²g^{μν} − ∂^μ∂^ν)A_ν. In momentum space this is ½δ₃A(−k²g + kk)A. The two identical fields give a factor 2, so i times the coefficient is −iδ₃(k²g − kk).</w:t>
+        <w:t>−¼δ₃F² = ½δ₃A</w:t>
+      </w:r>
+      <w:r>
+        <w:rPr>
+          <w:vertAlign w:val="subscript"/>
+        </w:rPr>
+        <w:t>μ</w:t>
+      </w:r>
+      <w:r>
+        <w:t>(∂²g</w:t>
+      </w:r>
+      <w:r>
+        <w:rPr>
+          <w:vertAlign w:val="superscript"/>
+        </w:rPr>
+        <w:t>μν</w:t>
+      </w:r>
+      <w:r>
+        <w:t xml:space="preserve"> − ∂</w:t>
+      </w:r>
+      <w:r>
+        <w:rPr>
+          <w:vertAlign w:val="superscript"/>
+        </w:rPr>
+        <w:t>μ</w:t>
+      </w:r>
+      <w:r>
+        <w:t>∂</w:t>
+      </w:r>
+      <w:r>
+        <w:rPr>
+          <w:vertAlign w:val="superscript"/>
+        </w:rPr>
+        <w:t>ν</w:t>
+      </w:r>
+      <w:r>
+        <w:t>)A</w:t>
+      </w:r>
+      <w:r>
+        <w:rPr>
+          <w:vertAlign w:val="subscript"/>
+        </w:rPr>
+        <w:t>ν</w:t>
+      </w:r>
+      <w:r>
+        <w:t>. In momentum space this is ½δ₃A(−k²g + kk)A. The two identical fields give a factor 2, so i times the coefficient is −iδ₃(k²g − kk).</w:t>
       </w:r>
     </w:p>
     <w:p>
@@ -4536,55 +5690,12 @@
         <w:pStyle w:val="Heading2"/>
       </w:pPr>
       <w:r>
-        <w:t>Mastery checklist</w:t>
+        <w:t>Mastery check</w:t>
       </w:r>
     </w:p>
     <w:p>
-      <w:pPr>
-        <w:pStyle w:val="ListBullet"/>
-      </w:pPr>
-      <w:r>
-        <w:t>I can write the master formula and explain how it generates perturbation theory.</w:t>
-      </w:r>
-    </w:p>
-    <w:p>
-      <w:pPr>
-        <w:pStyle w:val="ListBullet"/>
-      </w:pPr>
-      <w:r>
-        <w:t>I can derive the propagators and the vertex ieγ^μ, and explain the cancellation of 1/n!.</w:t>
-      </w:r>
-    </w:p>
-    <w:p>
-      <w:pPr>
-        <w:pStyle w:val="ListBullet"/>
-      </w:pPr>
-      <w:r>
-        <w:t>I can derive momentum conservation and the loop count from the Fourier integrals.</w:t>
-      </w:r>
-    </w:p>
-    <w:p>
-      <w:pPr>
-        <w:pStyle w:val="ListBullet"/>
-      </w:pPr>
-      <w:r>
-        <w:t>I can obtain every fermion sign by reordering Grassmann variables.</w:t>
-      </w:r>
-    </w:p>
-    <w:p>
-      <w:pPr>
-        <w:pStyle w:val="ListBullet"/>
-      </w:pPr>
-      <w:r>
-        <w:t>I can compute the e–μ amplitude and recover the Coulomb potential.</w:t>
-      </w:r>
-    </w:p>
-    <w:p>
-      <w:pPr>
-        <w:pStyle w:val="ListBullet"/>
-      </w:pPr>
-      <w:r>
-        <w:t>I can read off vertices for derivative couplings, including the seagull.</w:t>
+      <w:r>
+        <w:t>Before moving on, do the Core exercises without looking at the solutions and state this lesson's main result from memory. If both go smoothly, continue; if not, reread the sections the missed exercises cite.</w:t>
       </w:r>
     </w:p>
     <w:p>
@@ -4636,7 +5747,7 @@
         <w:color w:val="5A5A5A"/>
         <w:sz w:val="16"/>
       </w:rPr>
-      <w:t>QED Course   Lesson 84</w:t>
+      <w:t>A QED Course   Lesson 84</w:t>
     </w:r>
   </w:p>
 </w:hdr>
